--- a/General Service Architecture.docx
+++ b/General Service Architecture.docx
@@ -5,6 +5,485 @@
     <w:p>
       <w:bookmarkStart w:id="0" w:name="_GoBack"/>
       <w:bookmarkEnd w:id="0"/>
+      <w:r>
+        <w:rPr>
+          <w:noProof/>
+        </w:rPr>
+        <mc:AlternateContent>
+          <mc:Choice Requires="wps">
+            <w:drawing>
+              <wp:anchor distT="0" distB="0" distL="114300" distR="114300" simplePos="0" relativeHeight="251681792" behindDoc="0" locked="0" layoutInCell="1" allowOverlap="1" wp14:anchorId="6114A3F2" wp14:editId="6FE266BC">
+                <wp:simplePos x="0" y="0"/>
+                <wp:positionH relativeFrom="column">
+                  <wp:posOffset>8953187</wp:posOffset>
+                </wp:positionH>
+                <wp:positionV relativeFrom="paragraph">
+                  <wp:posOffset>1386205</wp:posOffset>
+                </wp:positionV>
+                <wp:extent cx="2635885" cy="356235"/>
+                <wp:effectExtent l="0" t="0" r="12065" b="24765"/>
+                <wp:wrapNone/>
+                <wp:docPr id="1" name="Rounded Rectangle 1"/>
+                <wp:cNvGraphicFramePr/>
+                <a:graphic xmlns:a="http://schemas.openxmlformats.org/drawingml/2006/main">
+                  <a:graphicData uri="http://schemas.microsoft.com/office/word/2010/wordprocessingShape">
+                    <wps:wsp>
+                      <wps:cNvSpPr/>
+                      <wps:spPr>
+                        <a:xfrm>
+                          <a:off x="0" y="0"/>
+                          <a:ext cx="2635885" cy="356235"/>
+                        </a:xfrm>
+                        <a:prstGeom prst="roundRect">
+                          <a:avLst/>
+                        </a:prstGeom>
+                      </wps:spPr>
+                      <wps:style>
+                        <a:lnRef idx="2">
+                          <a:schemeClr val="accent2">
+                            <a:shade val="50000"/>
+                          </a:schemeClr>
+                        </a:lnRef>
+                        <a:fillRef idx="1">
+                          <a:schemeClr val="accent2"/>
+                        </a:fillRef>
+                        <a:effectRef idx="0">
+                          <a:schemeClr val="accent2"/>
+                        </a:effectRef>
+                        <a:fontRef idx="minor">
+                          <a:schemeClr val="lt1"/>
+                        </a:fontRef>
+                      </wps:style>
+                      <wps:txbx>
+                        <w:txbxContent>
+                          <w:p>
+                            <w:pPr>
+                              <w:jc w:val="center"/>
+                            </w:pPr>
+                            <w:r>
+                              <w:t>Health</w:t>
+                            </w:r>
+                          </w:p>
+                        </w:txbxContent>
+                      </wps:txbx>
+                      <wps:bodyPr rot="0" spcFirstLastPara="0" vertOverflow="overflow" horzOverflow="overflow" vert="horz" wrap="square" lIns="91440" tIns="45720" rIns="91440" bIns="45720" numCol="1" spcCol="0" rtlCol="0" fromWordArt="0" anchor="ctr" anchorCtr="0" forceAA="0" compatLnSpc="1">
+                        <a:prstTxWarp prst="textNoShape">
+                          <a:avLst/>
+                        </a:prstTxWarp>
+                        <a:noAutofit/>
+                      </wps:bodyPr>
+                    </wps:wsp>
+                  </a:graphicData>
+                </a:graphic>
+              </wp:anchor>
+            </w:drawing>
+          </mc:Choice>
+          <mc:Fallback>
+            <w:pict>
+              <v:roundrect w14:anchorId="6114A3F2" id="Rounded Rectangle 1" o:spid="_x0000_s1026" style="position:absolute;margin-left:705pt;margin-top:109.15pt;width:207.55pt;height:28.05pt;z-index:251681792;visibility:visible;mso-wrap-style:square;mso-wrap-distance-left:9pt;mso-wrap-distance-top:0;mso-wrap-distance-right:9pt;mso-wrap-distance-bottom:0;mso-position-horizontal:absolute;mso-position-horizontal-relative:text;mso-position-vertical:absolute;mso-position-vertical-relative:text;v-text-anchor:middle" arcsize="10923f" o:gfxdata="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" fillcolor="#ed7d31 [3205]" strokecolor="#823b0b [1605]" strokeweight="1pt">
+                <v:stroke joinstyle="miter"/>
+                <v:textbox>
+                  <w:txbxContent>
+                    <w:p>
+                      <w:pPr>
+                        <w:jc w:val="center"/>
+                      </w:pPr>
+                      <w:r>
+                        <w:t>Health</w:t>
+                      </w:r>
+                    </w:p>
+                  </w:txbxContent>
+                </v:textbox>
+              </v:roundrect>
+            </w:pict>
+          </mc:Fallback>
+        </mc:AlternateContent>
+      </w:r>
+      <w:r>
+        <w:rPr>
+          <w:noProof/>
+        </w:rPr>
+        <mc:AlternateContent>
+          <mc:Choice Requires="wps">
+            <w:drawing>
+              <wp:anchor distT="0" distB="0" distL="114300" distR="114300" simplePos="0" relativeHeight="251669504" behindDoc="0" locked="0" layoutInCell="1" allowOverlap="1">
+                <wp:simplePos x="0" y="0"/>
+                <wp:positionH relativeFrom="column">
+                  <wp:posOffset>8942070</wp:posOffset>
+                </wp:positionH>
+                <wp:positionV relativeFrom="paragraph">
+                  <wp:posOffset>1806888</wp:posOffset>
+                </wp:positionV>
+                <wp:extent cx="2635885" cy="367665"/>
+                <wp:effectExtent l="0" t="0" r="12065" b="13335"/>
+                <wp:wrapNone/>
+                <wp:docPr id="12" name="Rounded Rectangle 12"/>
+                <wp:cNvGraphicFramePr/>
+                <a:graphic xmlns:a="http://schemas.openxmlformats.org/drawingml/2006/main">
+                  <a:graphicData uri="http://schemas.microsoft.com/office/word/2010/wordprocessingShape">
+                    <wps:wsp>
+                      <wps:cNvSpPr/>
+                      <wps:spPr>
+                        <a:xfrm>
+                          <a:off x="0" y="0"/>
+                          <a:ext cx="2635885" cy="367665"/>
+                        </a:xfrm>
+                        <a:prstGeom prst="roundRect">
+                          <a:avLst/>
+                        </a:prstGeom>
+                      </wps:spPr>
+                      <wps:style>
+                        <a:lnRef idx="2">
+                          <a:schemeClr val="accent6">
+                            <a:shade val="50000"/>
+                          </a:schemeClr>
+                        </a:lnRef>
+                        <a:fillRef idx="1">
+                          <a:schemeClr val="accent6"/>
+                        </a:fillRef>
+                        <a:effectRef idx="0">
+                          <a:schemeClr val="accent6"/>
+                        </a:effectRef>
+                        <a:fontRef idx="minor">
+                          <a:schemeClr val="lt1"/>
+                        </a:fontRef>
+                      </wps:style>
+                      <wps:txbx>
+                        <w:txbxContent>
+                          <w:p>
+                            <w:pPr>
+                              <w:jc w:val="center"/>
+                            </w:pPr>
+                            <w:r>
+                              <w:t>DAOs</w:t>
+                            </w:r>
+                          </w:p>
+                        </w:txbxContent>
+                      </wps:txbx>
+                      <wps:bodyPr rot="0" spcFirstLastPara="0" vertOverflow="overflow" horzOverflow="overflow" vert="horz" wrap="square" lIns="91440" tIns="45720" rIns="91440" bIns="45720" numCol="1" spcCol="0" rtlCol="0" fromWordArt="0" anchor="ctr" anchorCtr="0" forceAA="0" compatLnSpc="1">
+                        <a:prstTxWarp prst="textNoShape">
+                          <a:avLst/>
+                        </a:prstTxWarp>
+                        <a:noAutofit/>
+                      </wps:bodyPr>
+                    </wps:wsp>
+                  </a:graphicData>
+                </a:graphic>
+              </wp:anchor>
+            </w:drawing>
+          </mc:Choice>
+          <mc:Fallback>
+            <w:pict>
+              <v:roundrect id="Rounded Rectangle 12" o:spid="_x0000_s1027" style="position:absolute;margin-left:704.1pt;margin-top:142.25pt;width:207.55pt;height:28.95pt;z-index:251669504;visibility:visible;mso-wrap-style:square;mso-wrap-distance-left:9pt;mso-wrap-distance-top:0;mso-wrap-distance-right:9pt;mso-wrap-distance-bottom:0;mso-position-horizontal:absolute;mso-position-horizontal-relative:text;mso-position-vertical:absolute;mso-position-vertical-relative:text;v-text-anchor:middle" arcsize="10923f" o:gfxdata="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" fillcolor="#70ad47 [3209]" strokecolor="#375623 [1609]" strokeweight="1pt">
+                <v:stroke joinstyle="miter"/>
+                <v:textbox>
+                  <w:txbxContent>
+                    <w:p>
+                      <w:pPr>
+                        <w:jc w:val="center"/>
+                      </w:pPr>
+                      <w:r>
+                        <w:t>DAOs</w:t>
+                      </w:r>
+                    </w:p>
+                  </w:txbxContent>
+                </v:textbox>
+              </v:roundrect>
+            </w:pict>
+          </mc:Fallback>
+        </mc:AlternateContent>
+      </w:r>
+      <w:r>
+        <w:rPr>
+          <w:noProof/>
+        </w:rPr>
+        <mc:AlternateContent>
+          <mc:Choice Requires="wps">
+            <w:drawing>
+              <wp:anchor distT="0" distB="0" distL="114300" distR="114300" simplePos="0" relativeHeight="251670528" behindDoc="0" locked="0" layoutInCell="1" allowOverlap="1">
+                <wp:simplePos x="0" y="0"/>
+                <wp:positionH relativeFrom="column">
+                  <wp:posOffset>8942070</wp:posOffset>
+                </wp:positionH>
+                <wp:positionV relativeFrom="paragraph">
+                  <wp:posOffset>2278693</wp:posOffset>
+                </wp:positionV>
+                <wp:extent cx="2635885" cy="320040"/>
+                <wp:effectExtent l="0" t="0" r="12065" b="22860"/>
+                <wp:wrapNone/>
+                <wp:docPr id="13" name="Rounded Rectangle 13"/>
+                <wp:cNvGraphicFramePr/>
+                <a:graphic xmlns:a="http://schemas.openxmlformats.org/drawingml/2006/main">
+                  <a:graphicData uri="http://schemas.microsoft.com/office/word/2010/wordprocessingShape">
+                    <wps:wsp>
+                      <wps:cNvSpPr/>
+                      <wps:spPr>
+                        <a:xfrm>
+                          <a:off x="0" y="0"/>
+                          <a:ext cx="2635885" cy="320040"/>
+                        </a:xfrm>
+                        <a:prstGeom prst="roundRect">
+                          <a:avLst/>
+                        </a:prstGeom>
+                      </wps:spPr>
+                      <wps:style>
+                        <a:lnRef idx="2">
+                          <a:schemeClr val="accent6">
+                            <a:shade val="50000"/>
+                          </a:schemeClr>
+                        </a:lnRef>
+                        <a:fillRef idx="1">
+                          <a:schemeClr val="accent6"/>
+                        </a:fillRef>
+                        <a:effectRef idx="0">
+                          <a:schemeClr val="accent6"/>
+                        </a:effectRef>
+                        <a:fontRef idx="minor">
+                          <a:schemeClr val="lt1"/>
+                        </a:fontRef>
+                      </wps:style>
+                      <wps:txbx>
+                        <w:txbxContent>
+                          <w:p>
+                            <w:pPr>
+                              <w:jc w:val="center"/>
+                            </w:pPr>
+                            <w:r>
+                              <w:t>Entities</w:t>
+                            </w:r>
+                          </w:p>
+                        </w:txbxContent>
+                      </wps:txbx>
+                      <wps:bodyPr rot="0" spcFirstLastPara="0" vertOverflow="overflow" horzOverflow="overflow" vert="horz" wrap="square" lIns="91440" tIns="45720" rIns="91440" bIns="45720" numCol="1" spcCol="0" rtlCol="0" fromWordArt="0" anchor="ctr" anchorCtr="0" forceAA="0" compatLnSpc="1">
+                        <a:prstTxWarp prst="textNoShape">
+                          <a:avLst/>
+                        </a:prstTxWarp>
+                        <a:noAutofit/>
+                      </wps:bodyPr>
+                    </wps:wsp>
+                  </a:graphicData>
+                </a:graphic>
+                <wp14:sizeRelV relativeFrom="margin">
+                  <wp14:pctHeight>0</wp14:pctHeight>
+                </wp14:sizeRelV>
+              </wp:anchor>
+            </w:drawing>
+          </mc:Choice>
+          <mc:Fallback>
+            <w:pict>
+              <v:roundrect id="Rounded Rectangle 13" o:spid="_x0000_s1028" style="position:absolute;margin-left:704.1pt;margin-top:179.4pt;width:207.55pt;height:25.2pt;z-index:251670528;visibility:visible;mso-wrap-style:square;mso-height-percent:0;mso-wrap-distance-left:9pt;mso-wrap-distance-top:0;mso-wrap-distance-right:9pt;mso-wrap-distance-bottom:0;mso-position-horizontal:absolute;mso-position-horizontal-relative:text;mso-position-vertical:absolute;mso-position-vertical-relative:text;mso-height-percent:0;mso-height-relative:margin;v-text-anchor:middle" arcsize="10923f" o:gfxdata="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" fillcolor="#70ad47 [3209]" strokecolor="#375623 [1609]" strokeweight="1pt">
+                <v:stroke joinstyle="miter"/>
+                <v:textbox>
+                  <w:txbxContent>
+                    <w:p>
+                      <w:pPr>
+                        <w:jc w:val="center"/>
+                      </w:pPr>
+                      <w:r>
+                        <w:t>Entities</w:t>
+                      </w:r>
+                    </w:p>
+                  </w:txbxContent>
+                </v:textbox>
+              </v:roundrect>
+            </w:pict>
+          </mc:Fallback>
+        </mc:AlternateContent>
+      </w:r>
+      <w:r>
+        <w:rPr>
+          <w:noProof/>
+        </w:rPr>
+        <mc:AlternateContent>
+          <mc:Choice Requires="wps">
+            <w:drawing>
+              <wp:anchor distT="0" distB="0" distL="114300" distR="114300" simplePos="0" relativeHeight="251671552" behindDoc="0" locked="0" layoutInCell="1" allowOverlap="1">
+                <wp:simplePos x="0" y="0"/>
+                <wp:positionH relativeFrom="column">
+                  <wp:posOffset>8942070</wp:posOffset>
+                </wp:positionH>
+                <wp:positionV relativeFrom="paragraph">
+                  <wp:posOffset>2707327</wp:posOffset>
+                </wp:positionV>
+                <wp:extent cx="2635885" cy="344170"/>
+                <wp:effectExtent l="0" t="0" r="12065" b="17780"/>
+                <wp:wrapNone/>
+                <wp:docPr id="14" name="Rounded Rectangle 14"/>
+                <wp:cNvGraphicFramePr/>
+                <a:graphic xmlns:a="http://schemas.openxmlformats.org/drawingml/2006/main">
+                  <a:graphicData uri="http://schemas.microsoft.com/office/word/2010/wordprocessingShape">
+                    <wps:wsp>
+                      <wps:cNvSpPr/>
+                      <wps:spPr>
+                        <a:xfrm>
+                          <a:off x="0" y="0"/>
+                          <a:ext cx="2635885" cy="344170"/>
+                        </a:xfrm>
+                        <a:prstGeom prst="roundRect">
+                          <a:avLst/>
+                        </a:prstGeom>
+                      </wps:spPr>
+                      <wps:style>
+                        <a:lnRef idx="2">
+                          <a:schemeClr val="accent6">
+                            <a:shade val="50000"/>
+                          </a:schemeClr>
+                        </a:lnRef>
+                        <a:fillRef idx="1">
+                          <a:schemeClr val="accent6"/>
+                        </a:fillRef>
+                        <a:effectRef idx="0">
+                          <a:schemeClr val="accent6"/>
+                        </a:effectRef>
+                        <a:fontRef idx="minor">
+                          <a:schemeClr val="lt1"/>
+                        </a:fontRef>
+                      </wps:style>
+                      <wps:txbx>
+                        <w:txbxContent>
+                          <w:p>
+                            <w:pPr>
+                              <w:jc w:val="center"/>
+                            </w:pPr>
+                            <w:r>
+                              <w:t>Exceptions</w:t>
+                            </w:r>
+                          </w:p>
+                        </w:txbxContent>
+                      </wps:txbx>
+                      <wps:bodyPr rot="0" spcFirstLastPara="0" vertOverflow="overflow" horzOverflow="overflow" vert="horz" wrap="square" lIns="91440" tIns="45720" rIns="91440" bIns="45720" numCol="1" spcCol="0" rtlCol="0" fromWordArt="0" anchor="ctr" anchorCtr="0" forceAA="0" compatLnSpc="1">
+                        <a:prstTxWarp prst="textNoShape">
+                          <a:avLst/>
+                        </a:prstTxWarp>
+                        <a:noAutofit/>
+                      </wps:bodyPr>
+                    </wps:wsp>
+                  </a:graphicData>
+                </a:graphic>
+                <wp14:sizeRelH relativeFrom="margin">
+                  <wp14:pctWidth>0</wp14:pctWidth>
+                </wp14:sizeRelH>
+                <wp14:sizeRelV relativeFrom="margin">
+                  <wp14:pctHeight>0</wp14:pctHeight>
+                </wp14:sizeRelV>
+              </wp:anchor>
+            </w:drawing>
+          </mc:Choice>
+          <mc:Fallback>
+            <w:pict>
+              <v:roundrect id="Rounded Rectangle 14" o:spid="_x0000_s1029" style="position:absolute;margin-left:704.1pt;margin-top:213.2pt;width:207.55pt;height:27.1pt;z-index:251671552;visibility:visible;mso-wrap-style:square;mso-width-percent:0;mso-height-percent:0;mso-wrap-distance-left:9pt;mso-wrap-distance-top:0;mso-wrap-distance-right:9pt;mso-wrap-distance-bottom:0;mso-position-horizontal:absolute;mso-position-horizontal-relative:text;mso-position-vertical:absolute;mso-position-vertical-relative:text;mso-width-percent:0;mso-height-percent:0;mso-width-relative:margin;mso-height-relative:margin;v-text-anchor:middle" arcsize="10923f" o:gfxdata="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" fillcolor="#70ad47 [3209]" strokecolor="#375623 [1609]" strokeweight="1pt">
+                <v:stroke joinstyle="miter"/>
+                <v:textbox>
+                  <w:txbxContent>
+                    <w:p>
+                      <w:pPr>
+                        <w:jc w:val="center"/>
+                      </w:pPr>
+                      <w:r>
+                        <w:t>Exceptions</w:t>
+                      </w:r>
+                    </w:p>
+                  </w:txbxContent>
+                </v:textbox>
+              </v:roundrect>
+            </w:pict>
+          </mc:Fallback>
+        </mc:AlternateContent>
+      </w:r>
+      <w:r>
+        <w:rPr>
+          <w:noProof/>
+        </w:rPr>
+        <mc:AlternateContent>
+          <mc:Choice Requires="wps">
+            <w:drawing>
+              <wp:anchor distT="0" distB="0" distL="114300" distR="114300" simplePos="0" relativeHeight="251675648" behindDoc="0" locked="0" layoutInCell="1" allowOverlap="1">
+                <wp:simplePos x="0" y="0"/>
+                <wp:positionH relativeFrom="column">
+                  <wp:posOffset>8942070</wp:posOffset>
+                </wp:positionH>
+                <wp:positionV relativeFrom="paragraph">
+                  <wp:posOffset>3113718</wp:posOffset>
+                </wp:positionV>
+                <wp:extent cx="2635885" cy="297180"/>
+                <wp:effectExtent l="0" t="0" r="12065" b="26670"/>
+                <wp:wrapNone/>
+                <wp:docPr id="17" name="Rounded Rectangle 17"/>
+                <wp:cNvGraphicFramePr/>
+                <a:graphic xmlns:a="http://schemas.openxmlformats.org/drawingml/2006/main">
+                  <a:graphicData uri="http://schemas.microsoft.com/office/word/2010/wordprocessingShape">
+                    <wps:wsp>
+                      <wps:cNvSpPr/>
+                      <wps:spPr>
+                        <a:xfrm>
+                          <a:off x="0" y="0"/>
+                          <a:ext cx="2635885" cy="297180"/>
+                        </a:xfrm>
+                        <a:prstGeom prst="roundRect">
+                          <a:avLst/>
+                        </a:prstGeom>
+                      </wps:spPr>
+                      <wps:style>
+                        <a:lnRef idx="2">
+                          <a:schemeClr val="accent4">
+                            <a:shade val="50000"/>
+                          </a:schemeClr>
+                        </a:lnRef>
+                        <a:fillRef idx="1">
+                          <a:schemeClr val="accent4"/>
+                        </a:fillRef>
+                        <a:effectRef idx="0">
+                          <a:schemeClr val="accent4"/>
+                        </a:effectRef>
+                        <a:fontRef idx="minor">
+                          <a:schemeClr val="lt1"/>
+                        </a:fontRef>
+                      </wps:style>
+                      <wps:txbx>
+                        <w:txbxContent>
+                          <w:p>
+                            <w:pPr>
+                              <w:jc w:val="center"/>
+                            </w:pPr>
+                            <w:r>
+                              <w:t>Context</w:t>
+                            </w:r>
+                          </w:p>
+                        </w:txbxContent>
+                      </wps:txbx>
+                      <wps:bodyPr rot="0" spcFirstLastPara="0" vertOverflow="overflow" horzOverflow="overflow" vert="horz" wrap="square" lIns="91440" tIns="45720" rIns="91440" bIns="45720" numCol="1" spcCol="0" rtlCol="0" fromWordArt="0" anchor="ctr" anchorCtr="0" forceAA="0" compatLnSpc="1">
+                        <a:prstTxWarp prst="textNoShape">
+                          <a:avLst/>
+                        </a:prstTxWarp>
+                        <a:noAutofit/>
+                      </wps:bodyPr>
+                    </wps:wsp>
+                  </a:graphicData>
+                </a:graphic>
+              </wp:anchor>
+            </w:drawing>
+          </mc:Choice>
+          <mc:Fallback>
+            <w:pict>
+              <v:roundrect id="Rounded Rectangle 17" o:spid="_x0000_s1030" style="position:absolute;margin-left:704.1pt;margin-top:245.15pt;width:207.55pt;height:23.4pt;z-index:251675648;visibility:visible;mso-wrap-style:square;mso-wrap-distance-left:9pt;mso-wrap-distance-top:0;mso-wrap-distance-right:9pt;mso-wrap-distance-bottom:0;mso-position-horizontal:absolute;mso-position-horizontal-relative:text;mso-position-vertical:absolute;mso-position-vertical-relative:text;v-text-anchor:middle" arcsize="10923f" o:gfxdata="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" fillcolor="#ffc000 [3207]" strokecolor="#7f5f00 [1607]" strokeweight="1pt">
+                <v:stroke joinstyle="miter"/>
+                <v:textbox>
+                  <w:txbxContent>
+                    <w:p>
+                      <w:pPr>
+                        <w:jc w:val="center"/>
+                      </w:pPr>
+                      <w:r>
+                        <w:t>Context</w:t>
+                      </w:r>
+                    </w:p>
+                  </w:txbxContent>
+                </v:textbox>
+              </v:roundrect>
+            </w:pict>
+          </mc:Fallback>
+        </mc:AlternateContent>
+      </w:r>
       <w:r>
         <w:rPr>
           <w:noProof/>
@@ -1050,7 +1529,7 @@
           </mc:Choice>
           <mc:Fallback>
             <w:pict>
-              <v:roundrect id="Rounded Rectangle 9" o:spid="_x0000_s1032" style="position:absolute;margin-left:384.3pt;margin-top:206.4pt;width:214.05pt;height:23.35pt;z-index:251666432;visibility:visible;mso-wrap-style:square;mso-width-percent:0;mso-height-percent:0;mso-wrap-distance-left:9pt;mso-wrap-distance-top:0;mso-wrap-distance-right:9pt;mso-wrap-distance-bottom:0;mso-position-horizontal:absolute;mso-position-horizontal-relative:text;mso-position-vertical:absolute;mso-position-vertical-relative:text;mso-width-percent:0;mso-height-percent:0;mso-width-relative:margin;mso-height-relative:margin;v-text-anchor:middle" arcsize="10923f" o:gfxdata="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" fillcolor="#5b9bd5 [3204]" strokecolor="#1f4d78 [1604]" strokeweight="1pt">
+              <v:roundrect id="Rounded Rectangle 9" o:spid="_x0000_s1037" style="position:absolute;margin-left:384.3pt;margin-top:206.4pt;width:214.05pt;height:23.35pt;z-index:251666432;visibility:visible;mso-wrap-style:square;mso-width-percent:0;mso-height-percent:0;mso-wrap-distance-left:9pt;mso-wrap-distance-top:0;mso-wrap-distance-right:9pt;mso-wrap-distance-bottom:0;mso-position-horizontal:absolute;mso-position-horizontal-relative:text;mso-position-vertical:absolute;mso-position-vertical-relative:text;mso-width-percent:0;mso-height-percent:0;mso-width-relative:margin;mso-height-relative:margin;v-text-anchor:middle" arcsize="10923f" o:gfxdata="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" fillcolor="#5b9bd5 [3204]" strokecolor="#1f4d78 [1604]" strokeweight="1pt">
                 <v:stroke joinstyle="miter"/>
                 <v:textbox>
                   <w:txbxContent>
@@ -1063,391 +1542,6 @@
                       </w:r>
                       <w:r>
                         <w:t xml:space="preserve"> Logic</w:t>
-                      </w:r>
-                    </w:p>
-                  </w:txbxContent>
-                </v:textbox>
-              </v:roundrect>
-            </w:pict>
-          </mc:Fallback>
-        </mc:AlternateContent>
-      </w:r>
-      <w:r>
-        <w:rPr>
-          <w:noProof/>
-        </w:rPr>
-        <mc:AlternateContent>
-          <mc:Choice Requires="wps">
-            <w:drawing>
-              <wp:anchor distT="0" distB="0" distL="114300" distR="114300" simplePos="0" relativeHeight="251669504" behindDoc="0" locked="0" layoutInCell="1" allowOverlap="1">
-                <wp:simplePos x="0" y="0"/>
-                <wp:positionH relativeFrom="column">
-                  <wp:posOffset>8942070</wp:posOffset>
-                </wp:positionH>
-                <wp:positionV relativeFrom="paragraph">
-                  <wp:posOffset>1593405</wp:posOffset>
-                </wp:positionV>
-                <wp:extent cx="2635885" cy="367665"/>
-                <wp:effectExtent l="0" t="0" r="12065" b="13335"/>
-                <wp:wrapNone/>
-                <wp:docPr id="12" name="Rounded Rectangle 12"/>
-                <wp:cNvGraphicFramePr/>
-                <a:graphic xmlns:a="http://schemas.openxmlformats.org/drawingml/2006/main">
-                  <a:graphicData uri="http://schemas.microsoft.com/office/word/2010/wordprocessingShape">
-                    <wps:wsp>
-                      <wps:cNvSpPr/>
-                      <wps:spPr>
-                        <a:xfrm>
-                          <a:off x="0" y="0"/>
-                          <a:ext cx="2635885" cy="367665"/>
-                        </a:xfrm>
-                        <a:prstGeom prst="roundRect">
-                          <a:avLst/>
-                        </a:prstGeom>
-                      </wps:spPr>
-                      <wps:style>
-                        <a:lnRef idx="2">
-                          <a:schemeClr val="accent6">
-                            <a:shade val="50000"/>
-                          </a:schemeClr>
-                        </a:lnRef>
-                        <a:fillRef idx="1">
-                          <a:schemeClr val="accent6"/>
-                        </a:fillRef>
-                        <a:effectRef idx="0">
-                          <a:schemeClr val="accent6"/>
-                        </a:effectRef>
-                        <a:fontRef idx="minor">
-                          <a:schemeClr val="lt1"/>
-                        </a:fontRef>
-                      </wps:style>
-                      <wps:txbx>
-                        <w:txbxContent>
-                          <w:p>
-                            <w:pPr>
-                              <w:jc w:val="center"/>
-                            </w:pPr>
-                            <w:r>
-                              <w:t>DAOs</w:t>
-                            </w:r>
-                          </w:p>
-                        </w:txbxContent>
-                      </wps:txbx>
-                      <wps:bodyPr rot="0" spcFirstLastPara="0" vertOverflow="overflow" horzOverflow="overflow" vert="horz" wrap="square" lIns="91440" tIns="45720" rIns="91440" bIns="45720" numCol="1" spcCol="0" rtlCol="0" fromWordArt="0" anchor="ctr" anchorCtr="0" forceAA="0" compatLnSpc="1">
-                        <a:prstTxWarp prst="textNoShape">
-                          <a:avLst/>
-                        </a:prstTxWarp>
-                        <a:noAutofit/>
-                      </wps:bodyPr>
-                    </wps:wsp>
-                  </a:graphicData>
-                </a:graphic>
-              </wp:anchor>
-            </w:drawing>
-          </mc:Choice>
-          <mc:Fallback>
-            <w:pict>
-              <v:roundrect id="Rounded Rectangle 12" o:spid="_x0000_s1033" style="position:absolute;margin-left:704.1pt;margin-top:125.45pt;width:207.55pt;height:28.95pt;z-index:251669504;visibility:visible;mso-wrap-style:square;mso-wrap-distance-left:9pt;mso-wrap-distance-top:0;mso-wrap-distance-right:9pt;mso-wrap-distance-bottom:0;mso-position-horizontal:absolute;mso-position-horizontal-relative:text;mso-position-vertical:absolute;mso-position-vertical-relative:text;v-text-anchor:middle" arcsize="10923f" o:gfxdata="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" fillcolor="#70ad47 [3209]" strokecolor="#375623 [1609]" strokeweight="1pt">
-                <v:stroke joinstyle="miter"/>
-                <v:textbox>
-                  <w:txbxContent>
-                    <w:p>
-                      <w:pPr>
-                        <w:jc w:val="center"/>
-                      </w:pPr>
-                      <w:r>
-                        <w:t>DAOs</w:t>
-                      </w:r>
-                    </w:p>
-                  </w:txbxContent>
-                </v:textbox>
-              </v:roundrect>
-            </w:pict>
-          </mc:Fallback>
-        </mc:AlternateContent>
-      </w:r>
-      <w:r>
-        <w:rPr>
-          <w:noProof/>
-        </w:rPr>
-        <mc:AlternateContent>
-          <mc:Choice Requires="wps">
-            <w:drawing>
-              <wp:anchor distT="0" distB="0" distL="114300" distR="114300" simplePos="0" relativeHeight="251670528" behindDoc="0" locked="0" layoutInCell="1" allowOverlap="1">
-                <wp:simplePos x="0" y="0"/>
-                <wp:positionH relativeFrom="column">
-                  <wp:posOffset>8942070</wp:posOffset>
-                </wp:positionH>
-                <wp:positionV relativeFrom="paragraph">
-                  <wp:posOffset>2052130</wp:posOffset>
-                </wp:positionV>
-                <wp:extent cx="2635885" cy="320633"/>
-                <wp:effectExtent l="0" t="0" r="12065" b="22860"/>
-                <wp:wrapNone/>
-                <wp:docPr id="13" name="Rounded Rectangle 13"/>
-                <wp:cNvGraphicFramePr/>
-                <a:graphic xmlns:a="http://schemas.openxmlformats.org/drawingml/2006/main">
-                  <a:graphicData uri="http://schemas.microsoft.com/office/word/2010/wordprocessingShape">
-                    <wps:wsp>
-                      <wps:cNvSpPr/>
-                      <wps:spPr>
-                        <a:xfrm>
-                          <a:off x="0" y="0"/>
-                          <a:ext cx="2635885" cy="320633"/>
-                        </a:xfrm>
-                        <a:prstGeom prst="roundRect">
-                          <a:avLst/>
-                        </a:prstGeom>
-                      </wps:spPr>
-                      <wps:style>
-                        <a:lnRef idx="2">
-                          <a:schemeClr val="accent6">
-                            <a:shade val="50000"/>
-                          </a:schemeClr>
-                        </a:lnRef>
-                        <a:fillRef idx="1">
-                          <a:schemeClr val="accent6"/>
-                        </a:fillRef>
-                        <a:effectRef idx="0">
-                          <a:schemeClr val="accent6"/>
-                        </a:effectRef>
-                        <a:fontRef idx="minor">
-                          <a:schemeClr val="lt1"/>
-                        </a:fontRef>
-                      </wps:style>
-                      <wps:txbx>
-                        <w:txbxContent>
-                          <w:p>
-                            <w:pPr>
-                              <w:jc w:val="center"/>
-                            </w:pPr>
-                            <w:r>
-                              <w:t>Entities</w:t>
-                            </w:r>
-                          </w:p>
-                        </w:txbxContent>
-                      </wps:txbx>
-                      <wps:bodyPr rot="0" spcFirstLastPara="0" vertOverflow="overflow" horzOverflow="overflow" vert="horz" wrap="square" lIns="91440" tIns="45720" rIns="91440" bIns="45720" numCol="1" spcCol="0" rtlCol="0" fromWordArt="0" anchor="ctr" anchorCtr="0" forceAA="0" compatLnSpc="1">
-                        <a:prstTxWarp prst="textNoShape">
-                          <a:avLst/>
-                        </a:prstTxWarp>
-                        <a:noAutofit/>
-                      </wps:bodyPr>
-                    </wps:wsp>
-                  </a:graphicData>
-                </a:graphic>
-                <wp14:sizeRelV relativeFrom="margin">
-                  <wp14:pctHeight>0</wp14:pctHeight>
-                </wp14:sizeRelV>
-              </wp:anchor>
-            </w:drawing>
-          </mc:Choice>
-          <mc:Fallback>
-            <w:pict>
-              <v:roundrect id="Rounded Rectangle 13" o:spid="_x0000_s1034" style="position:absolute;margin-left:704.1pt;margin-top:161.6pt;width:207.55pt;height:25.25pt;z-index:251670528;visibility:visible;mso-wrap-style:square;mso-height-percent:0;mso-wrap-distance-left:9pt;mso-wrap-distance-top:0;mso-wrap-distance-right:9pt;mso-wrap-distance-bottom:0;mso-position-horizontal:absolute;mso-position-horizontal-relative:text;mso-position-vertical:absolute;mso-position-vertical-relative:text;mso-height-percent:0;mso-height-relative:margin;v-text-anchor:middle" arcsize="10923f" o:gfxdata="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" fillcolor="#70ad47 [3209]" strokecolor="#375623 [1609]" strokeweight="1pt">
-                <v:stroke joinstyle="miter"/>
-                <v:textbox>
-                  <w:txbxContent>
-                    <w:p>
-                      <w:pPr>
-                        <w:jc w:val="center"/>
-                      </w:pPr>
-                      <w:r>
-                        <w:t>Entities</w:t>
-                      </w:r>
-                    </w:p>
-                  </w:txbxContent>
-                </v:textbox>
-              </v:roundrect>
-            </w:pict>
-          </mc:Fallback>
-        </mc:AlternateContent>
-      </w:r>
-      <w:r>
-        <w:rPr>
-          <w:noProof/>
-        </w:rPr>
-        <mc:AlternateContent>
-          <mc:Choice Requires="wps">
-            <w:drawing>
-              <wp:anchor distT="0" distB="0" distL="114300" distR="114300" simplePos="0" relativeHeight="251671552" behindDoc="0" locked="0" layoutInCell="1" allowOverlap="1">
-                <wp:simplePos x="0" y="0"/>
-                <wp:positionH relativeFrom="column">
-                  <wp:posOffset>8942070</wp:posOffset>
-                </wp:positionH>
-                <wp:positionV relativeFrom="paragraph">
-                  <wp:posOffset>2480120</wp:posOffset>
-                </wp:positionV>
-                <wp:extent cx="2635885" cy="344293"/>
-                <wp:effectExtent l="0" t="0" r="12065" b="17780"/>
-                <wp:wrapNone/>
-                <wp:docPr id="14" name="Rounded Rectangle 14"/>
-                <wp:cNvGraphicFramePr/>
-                <a:graphic xmlns:a="http://schemas.openxmlformats.org/drawingml/2006/main">
-                  <a:graphicData uri="http://schemas.microsoft.com/office/word/2010/wordprocessingShape">
-                    <wps:wsp>
-                      <wps:cNvSpPr/>
-                      <wps:spPr>
-                        <a:xfrm>
-                          <a:off x="0" y="0"/>
-                          <a:ext cx="2635885" cy="344293"/>
-                        </a:xfrm>
-                        <a:prstGeom prst="roundRect">
-                          <a:avLst/>
-                        </a:prstGeom>
-                      </wps:spPr>
-                      <wps:style>
-                        <a:lnRef idx="2">
-                          <a:schemeClr val="accent6">
-                            <a:shade val="50000"/>
-                          </a:schemeClr>
-                        </a:lnRef>
-                        <a:fillRef idx="1">
-                          <a:schemeClr val="accent6"/>
-                        </a:fillRef>
-                        <a:effectRef idx="0">
-                          <a:schemeClr val="accent6"/>
-                        </a:effectRef>
-                        <a:fontRef idx="minor">
-                          <a:schemeClr val="lt1"/>
-                        </a:fontRef>
-                      </wps:style>
-                      <wps:txbx>
-                        <w:txbxContent>
-                          <w:p>
-                            <w:pPr>
-                              <w:jc w:val="center"/>
-                            </w:pPr>
-                            <w:r>
-                              <w:t>Exceptions</w:t>
-                            </w:r>
-                          </w:p>
-                        </w:txbxContent>
-                      </wps:txbx>
-                      <wps:bodyPr rot="0" spcFirstLastPara="0" vertOverflow="overflow" horzOverflow="overflow" vert="horz" wrap="square" lIns="91440" tIns="45720" rIns="91440" bIns="45720" numCol="1" spcCol="0" rtlCol="0" fromWordArt="0" anchor="ctr" anchorCtr="0" forceAA="0" compatLnSpc="1">
-                        <a:prstTxWarp prst="textNoShape">
-                          <a:avLst/>
-                        </a:prstTxWarp>
-                        <a:noAutofit/>
-                      </wps:bodyPr>
-                    </wps:wsp>
-                  </a:graphicData>
-                </a:graphic>
-                <wp14:sizeRelH relativeFrom="margin">
-                  <wp14:pctWidth>0</wp14:pctWidth>
-                </wp14:sizeRelH>
-                <wp14:sizeRelV relativeFrom="margin">
-                  <wp14:pctHeight>0</wp14:pctHeight>
-                </wp14:sizeRelV>
-              </wp:anchor>
-            </w:drawing>
-          </mc:Choice>
-          <mc:Fallback>
-            <w:pict>
-              <v:roundrect id="Rounded Rectangle 14" o:spid="_x0000_s1035" style="position:absolute;margin-left:704.1pt;margin-top:195.3pt;width:207.55pt;height:27.1pt;z-index:251671552;visibility:visible;mso-wrap-style:square;mso-width-percent:0;mso-height-percent:0;mso-wrap-distance-left:9pt;mso-wrap-distance-top:0;mso-wrap-distance-right:9pt;mso-wrap-distance-bottom:0;mso-position-horizontal:absolute;mso-position-horizontal-relative:text;mso-position-vertical:absolute;mso-position-vertical-relative:text;mso-width-percent:0;mso-height-percent:0;mso-width-relative:margin;mso-height-relative:margin;v-text-anchor:middle" arcsize="10923f" o:gfxdata="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" fillcolor="#70ad47 [3209]" strokecolor="#375623 [1609]" strokeweight="1pt">
-                <v:stroke joinstyle="miter"/>
-                <v:textbox>
-                  <w:txbxContent>
-                    <w:p>
-                      <w:pPr>
-                        <w:jc w:val="center"/>
-                      </w:pPr>
-                      <w:r>
-                        <w:t>Exceptions</w:t>
-                      </w:r>
-                    </w:p>
-                  </w:txbxContent>
-                </v:textbox>
-              </v:roundrect>
-            </w:pict>
-          </mc:Fallback>
-        </mc:AlternateContent>
-      </w:r>
-      <w:r>
-        <w:rPr>
-          <w:noProof/>
-        </w:rPr>
-        <mc:AlternateContent>
-          <mc:Choice Requires="wps">
-            <w:drawing>
-              <wp:anchor distT="0" distB="0" distL="114300" distR="114300" simplePos="0" relativeHeight="251675648" behindDoc="0" locked="0" layoutInCell="1" allowOverlap="1">
-                <wp:simplePos x="0" y="0"/>
-                <wp:positionH relativeFrom="column">
-                  <wp:posOffset>8942070</wp:posOffset>
-                </wp:positionH>
-                <wp:positionV relativeFrom="paragraph">
-                  <wp:posOffset>3025585</wp:posOffset>
-                </wp:positionV>
-                <wp:extent cx="2635885" cy="297180"/>
-                <wp:effectExtent l="0" t="0" r="12065" b="26670"/>
-                <wp:wrapNone/>
-                <wp:docPr id="17" name="Rounded Rectangle 17"/>
-                <wp:cNvGraphicFramePr/>
-                <a:graphic xmlns:a="http://schemas.openxmlformats.org/drawingml/2006/main">
-                  <a:graphicData uri="http://schemas.microsoft.com/office/word/2010/wordprocessingShape">
-                    <wps:wsp>
-                      <wps:cNvSpPr/>
-                      <wps:spPr>
-                        <a:xfrm>
-                          <a:off x="0" y="0"/>
-                          <a:ext cx="2635885" cy="297180"/>
-                        </a:xfrm>
-                        <a:prstGeom prst="roundRect">
-                          <a:avLst/>
-                        </a:prstGeom>
-                      </wps:spPr>
-                      <wps:style>
-                        <a:lnRef idx="2">
-                          <a:schemeClr val="accent4">
-                            <a:shade val="50000"/>
-                          </a:schemeClr>
-                        </a:lnRef>
-                        <a:fillRef idx="1">
-                          <a:schemeClr val="accent4"/>
-                        </a:fillRef>
-                        <a:effectRef idx="0">
-                          <a:schemeClr val="accent4"/>
-                        </a:effectRef>
-                        <a:fontRef idx="minor">
-                          <a:schemeClr val="lt1"/>
-                        </a:fontRef>
-                      </wps:style>
-                      <wps:txbx>
-                        <w:txbxContent>
-                          <w:p>
-                            <w:pPr>
-                              <w:jc w:val="center"/>
-                            </w:pPr>
-                            <w:r>
-                              <w:t>Context</w:t>
-                            </w:r>
-                          </w:p>
-                        </w:txbxContent>
-                      </wps:txbx>
-                      <wps:bodyPr rot="0" spcFirstLastPara="0" vertOverflow="overflow" horzOverflow="overflow" vert="horz" wrap="square" lIns="91440" tIns="45720" rIns="91440" bIns="45720" numCol="1" spcCol="0" rtlCol="0" fromWordArt="0" anchor="ctr" anchorCtr="0" forceAA="0" compatLnSpc="1">
-                        <a:prstTxWarp prst="textNoShape">
-                          <a:avLst/>
-                        </a:prstTxWarp>
-                        <a:noAutofit/>
-                      </wps:bodyPr>
-                    </wps:wsp>
-                  </a:graphicData>
-                </a:graphic>
-              </wp:anchor>
-            </w:drawing>
-          </mc:Choice>
-          <mc:Fallback>
-            <w:pict>
-              <v:roundrect id="Rounded Rectangle 17" o:spid="_x0000_s1036" style="position:absolute;margin-left:704.1pt;margin-top:238.25pt;width:207.55pt;height:23.4pt;z-index:251675648;visibility:visible;mso-wrap-style:square;mso-wrap-distance-left:9pt;mso-wrap-distance-top:0;mso-wrap-distance-right:9pt;mso-wrap-distance-bottom:0;mso-position-horizontal:absolute;mso-position-horizontal-relative:text;mso-position-vertical:absolute;mso-position-vertical-relative:text;v-text-anchor:middle" arcsize="10923f" o:gfxdata="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" fillcolor="#ffc000 [3207]" strokecolor="#7f5f00 [1607]" strokeweight="1pt">
-                <v:stroke joinstyle="miter"/>
-                <v:textbox>
-                  <w:txbxContent>
-                    <w:p>
-                      <w:pPr>
-                        <w:jc w:val="center"/>
-                      </w:pPr>
-                      <w:r>
-                        <w:t>Context</w:t>
                       </w:r>
                     </w:p>
                   </w:txbxContent>
@@ -2299,7 +2393,7 @@
   <w:style w:type="paragraph" w:default="1" w:styleId="Normal">
     <w:name w:val="Normal"/>
     <w:qFormat/>
-    <w:rsid w:val="00A249C2"/>
+    <w:rsid w:val="00AF2EA4"/>
   </w:style>
   <w:style w:type="character" w:default="1" w:styleId="DefaultParagraphFont">
     <w:name w:val="Default Paragraph Font"/>
